--- a/SE_projectReport.docx
+++ b/SE_projectReport.docx
@@ -209,21 +209,7 @@
               <w:rPr>
                 <w:rtl/>
               </w:rPr>
-              <w:t xml:space="preserve">رسيل </w:t>
-            </w:r>
-            <w:proofErr w:type="spellStart"/>
-            <w:r>
-              <w:rPr>
-                <w:rtl/>
-              </w:rPr>
-              <w:t>مهدلي</w:t>
-            </w:r>
-            <w:proofErr w:type="spellEnd"/>
-            <w:r>
-              <w:rPr>
-                <w:rtl/>
-              </w:rPr>
-              <w:t xml:space="preserve"> الجبيري</w:t>
+              <w:t>رسيل مهدلي الجبيري</w:t>
             </w:r>
             <w:r>
               <w:rPr>
@@ -265,16 +251,8 @@
               <w:rPr>
                 <w:rtl/>
               </w:rPr>
-              <w:t xml:space="preserve">نسيم محسن </w:t>
+              <w:t>نسيم محسن الثعبلي</w:t>
             </w:r>
-            <w:proofErr w:type="spellStart"/>
-            <w:r>
-              <w:rPr>
-                <w:rtl/>
-              </w:rPr>
-              <w:t>الثعبلي</w:t>
-            </w:r>
-            <w:proofErr w:type="spellEnd"/>
             <w:r>
               <w:rPr>
                 <w:rFonts w:hint="cs"/>
@@ -1538,7 +1516,7 @@
             <w:noProof/>
             <w:webHidden/>
           </w:rPr>
-          <w:t>10</w:t>
+          <w:t>9</w:t>
         </w:r>
         <w:r>
           <w:rPr>
@@ -1621,7 +1599,7 @@
             <w:noProof/>
             <w:webHidden/>
           </w:rPr>
-          <w:t>10</w:t>
+          <w:t>9</w:t>
         </w:r>
         <w:r>
           <w:rPr>
@@ -1704,7 +1682,7 @@
             <w:noProof/>
             <w:webHidden/>
           </w:rPr>
-          <w:t>10</w:t>
+          <w:t>9</w:t>
         </w:r>
         <w:r>
           <w:rPr>
@@ -1870,7 +1848,7 @@
             <w:noProof/>
             <w:webHidden/>
           </w:rPr>
-          <w:t>11</w:t>
+          <w:t>10</w:t>
         </w:r>
         <w:r>
           <w:rPr>
@@ -1953,7 +1931,7 @@
             <w:noProof/>
             <w:webHidden/>
           </w:rPr>
-          <w:t>12</w:t>
+          <w:t>11</w:t>
         </w:r>
         <w:r>
           <w:rPr>
@@ -2036,7 +2014,7 @@
             <w:noProof/>
             <w:webHidden/>
           </w:rPr>
-          <w:t>13</w:t>
+          <w:t>12</w:t>
         </w:r>
         <w:r>
           <w:rPr>
@@ -2119,7 +2097,7 @@
             <w:noProof/>
             <w:webHidden/>
           </w:rPr>
-          <w:t>14</w:t>
+          <w:t>13</w:t>
         </w:r>
         <w:r>
           <w:rPr>
@@ -2202,7 +2180,7 @@
             <w:noProof/>
             <w:webHidden/>
           </w:rPr>
-          <w:t>14</w:t>
+          <w:t>13</w:t>
         </w:r>
         <w:r>
           <w:rPr>
@@ -2285,7 +2263,7 @@
             <w:noProof/>
             <w:webHidden/>
           </w:rPr>
-          <w:t>15</w:t>
+          <w:t>14</w:t>
         </w:r>
         <w:r>
           <w:rPr>
@@ -2368,7 +2346,7 @@
             <w:noProof/>
             <w:webHidden/>
           </w:rPr>
-          <w:t>15</w:t>
+          <w:t>14</w:t>
         </w:r>
         <w:r>
           <w:rPr>
@@ -2451,7 +2429,7 @@
             <w:noProof/>
             <w:webHidden/>
           </w:rPr>
-          <w:t>16</w:t>
+          <w:t>15</w:t>
         </w:r>
         <w:r>
           <w:rPr>
@@ -3961,6 +3939,9 @@
         <w:jc w:val="center"/>
       </w:pPr>
       <w:r>
+        <w:rPr>
+          <w:noProof/>
+        </w:rPr>
         <w:drawing>
           <wp:inline distT="0" distB="0" distL="0" distR="0" wp14:anchorId="679D737A" wp14:editId="28C2D036">
             <wp:extent cx="5526416" cy="3612515"/>
@@ -4112,17 +4093,14 @@
       <w:pPr>
         <w:jc w:val="center"/>
       </w:pPr>
-    </w:p>
-    <w:p>
-      <w:pPr>
-        <w:jc w:val="center"/>
-      </w:pPr>
       <w:r>
-        <w:lastRenderedPageBreak/>
+        <w:rPr>
+          <w:noProof/>
+        </w:rPr>
         <w:drawing>
-          <wp:inline distT="0" distB="0" distL="0" distR="0" wp14:anchorId="05FE7B0E" wp14:editId="43896EDA">
-            <wp:extent cx="4376420" cy="7566660"/>
-            <wp:effectExtent l="0" t="0" r="5080" b="0"/>
+          <wp:inline distT="0" distB="0" distL="0" distR="0" wp14:anchorId="05FE7B0E" wp14:editId="1EB33816">
+            <wp:extent cx="3635997" cy="6286500"/>
+            <wp:effectExtent l="0" t="0" r="3175" b="0"/>
             <wp:docPr id="1327561525" name="Picture 1"/>
             <wp:cNvGraphicFramePr>
               <a:graphicFrameLocks xmlns:a="http://schemas.openxmlformats.org/drawingml/2006/main" noChangeAspect="1"/>
@@ -4144,7 +4122,7 @@
                   <pic:spPr bwMode="auto">
                     <a:xfrm>
                       <a:off x="0" y="0"/>
-                      <a:ext cx="4376420" cy="7566660"/>
+                      <a:ext cx="3643256" cy="6299051"/>
                     </a:xfrm>
                     <a:prstGeom prst="rect">
                       <a:avLst/>
@@ -4428,10 +4406,21 @@
     </w:p>
     <w:p>
       <w:pPr>
+        <w:jc w:val="both"/>
+      </w:pPr>
+    </w:p>
+    <w:p>
+      <w:pPr>
+        <w:jc w:val="both"/>
+      </w:pPr>
+    </w:p>
+    <w:p>
+      <w:pPr>
         <w:pStyle w:val="Heading2"/>
       </w:pPr>
       <w:bookmarkStart w:id="16" w:name="_Toc229426708"/>
       <w:r>
+        <w:lastRenderedPageBreak/>
         <w:t>Levels of testing</w:t>
       </w:r>
       <w:bookmarkEnd w:id="16"/>
@@ -4452,7 +4441,6 @@
         <w:rPr>
           <w:noProof/>
         </w:rPr>
-        <w:lastRenderedPageBreak/>
         <w:drawing>
           <wp:inline distT="0" distB="0" distL="0" distR="0" wp14:anchorId="76F3147D" wp14:editId="273E032F">
             <wp:extent cx="5302885" cy="2834640"/>
@@ -5897,7 +5885,7 @@
           </w:tcPr>
           <w:p>
             <w:r>
-              <w:t>Member 1</w:t>
+              <w:t>Al-Anoud</w:t>
             </w:r>
           </w:p>
         </w:tc>
@@ -5939,7 +5927,7 @@
           </w:tcPr>
           <w:p>
             <w:r>
-              <w:t>Member 2</w:t>
+              <w:t>Ghaida</w:t>
             </w:r>
           </w:p>
         </w:tc>
@@ -5981,7 +5969,7 @@
           </w:tcPr>
           <w:p>
             <w:r>
-              <w:t>Member 3</w:t>
+              <w:t>Raseel</w:t>
             </w:r>
           </w:p>
         </w:tc>
@@ -6023,7 +6011,7 @@
           </w:tcPr>
           <w:p>
             <w:r>
-              <w:t>Member 4</w:t>
+              <w:t>Naseem</w:t>
             </w:r>
           </w:p>
         </w:tc>
